--- a/public/downloads/saphala_group_question_template_v3.docx
+++ b/public/downloads/saphala_group_question_template_v3.docx
@@ -1664,7 +1664,61 @@
         </w:rPr>
       </w:pPr>
       <w:r>
-        <w:t xml:space="preserve">Example — Passage with Three Sub-questions</w:t>
+        <w:t xml:space="preserve">Bilingual Support (Optional)</w:t>
+      </w:r>
+    </w:p>
+    <w:p>
+      <w:pPr>
+        <w:spacing w:after="60" w:before="60"/>
+        <w:ind w:left="288"/>
+      </w:pPr>
+      <w:r>
+        <w:rPr>
+          <w:i/>
+          <w:iCs/>
+          <w:color w:val="1D4ED8"/>
+          <w:sz w:val="18"/>
+          <w:szCs w:val="18"/>
+        </w:rPr>
+        <w:t xml:space="preserve">ℹ️  All 'Secondary' fields are completely optional. Leave them out for English-only questions — the importer will parse the file cleanly with no errors or warnings.</w:t>
+      </w:r>
+    </w:p>
+    <w:p>
+      <w:pPr>
+        <w:spacing w:after="60" w:before="60"/>
+      </w:pPr>
+    </w:p>
+    <w:p>
+      <w:pPr>
+        <w:spacing w:after="60" w:before="60"/>
+      </w:pPr>
+      <w:r>
+        <w:rPr>
+          <w:color w:val="6B7280"/>
+          <w:sz w:val="20"/>
+          <w:szCs w:val="20"/>
+        </w:rPr>
+        <w:t xml:space="preserve">You can add 'Passage Secondary:' after 'Passage:', and 'Question Secondary:', 'Option A Secondary:', etc. inside each question block. Any fields you omit simply won't have a secondary translation.</w:t>
+      </w:r>
+    </w:p>
+    <w:p>
+      <w:pPr>
+        <w:pBdr>
+          <w:bottom w:val="single" w:color="E2E8F0" w:sz="1"/>
+        </w:pBdr>
+        <w:spacing w:after="120" w:before="120"/>
+      </w:pPr>
+    </w:p>
+    <w:p>
+      <w:pPr>
+        <w:pStyle w:val="Heading2"/>
+        <w:spacing w:after="80" w:before="240"/>
+        <w:rPr>
+          <w:color w:val="1D4ED8"/>
+        </w:rPr>
+      </w:pPr>
+      <w:r>
+        <w:t xml:space="preserve">Example — Passage with Three Sub-questions (English-only)</w:t>
       </w:r>
     </w:p>
     <w:tbl>

--- a/public/downloads/saphala_group_question_template_v3.docx
+++ b/public/downloads/saphala_group_question_template_v3.docx
@@ -391,6 +391,23 @@
           <w:sz w:val="19"/>
           <w:szCs w:val="19"/>
         </w:rPr>
+        <w:t xml:space="preserve">Optionally add Passage Secondary: directly after Passage: for a bilingual passage</w:t>
+      </w:r>
+    </w:p>
+    <w:p>
+      <w:pPr>
+        <w:pStyle w:val="ListParagraph"/>
+        <w:numPr>
+          <w:ilvl w:val="0"/>
+          <w:numId w:val="1"/>
+        </w:numPr>
+        <w:spacing w:after="40" w:before="40"/>
+      </w:pPr>
+      <w:r>
+        <w:rPr>
+          <w:sz w:val="19"/>
+          <w:szCs w:val="19"/>
+        </w:rPr>
         <w:t xml:space="preserve">All QUESTION blocks inside the group automatically inherit the shared passage</w:t>
       </w:r>
     </w:p>
@@ -425,7 +442,24 @@
           <w:sz w:val="19"/>
           <w:szCs w:val="19"/>
         </w:rPr>
-        <w:t xml:space="preserve">Each child question can still override taxonomy individually</w:t>
+        <w:t xml:space="preserve">Each child question supports the same bilingual fields as single questions: Question Secondary:, Option A–D Secondary:, Explanation Secondary:</w:t>
+      </w:r>
+    </w:p>
+    <w:p>
+      <w:pPr>
+        <w:pStyle w:val="ListParagraph"/>
+        <w:numPr>
+          <w:ilvl w:val="0"/>
+          <w:numId w:val="1"/>
+        </w:numPr>
+        <w:spacing w:after="40" w:before="40"/>
+      </w:pPr>
+      <w:r>
+        <w:rPr>
+          <w:sz w:val="19"/>
+          <w:szCs w:val="19"/>
+        </w:rPr>
+        <w:t xml:space="preserve">All Secondary fields are optional — mix bilingual and English-only questions freely in the same group</w:t>
       </w:r>
     </w:p>
     <w:p>
@@ -572,7 +606,7 @@
                 <w:sz w:val="17"/>
                 <w:szCs w:val="17"/>
               </w:rPr>
-              <w:t xml:space="preserve">Marks the start of a question block</w:t>
+              <w:t xml:space="preserve">Marks the start of a new question block</w:t>
             </w:r>
           </w:p>
         </w:tc>
@@ -610,7 +644,7 @@
                 <w:sz w:val="17"/>
                 <w:szCs w:val="17"/>
               </w:rPr>
-              <w:t xml:space="preserve">Primary-language question stem (rich text + [IMAGE: URL] supported)</w:t>
+              <w:t xml:space="preserve">Question Stem — Primary Language (rich text + [IMAGE: URL] supported)</w:t>
             </w:r>
           </w:p>
         </w:tc>
@@ -686,7 +720,7 @@
                 <w:sz w:val="17"/>
                 <w:szCs w:val="17"/>
               </w:rPr>
-              <w:t xml:space="preserve">Shared passage HTML ([IMAGE: URL] supported)</w:t>
+              <w:t xml:space="preserve">Passage / Paragraph — Primary Language (rich text + [IMAGE: URL] supported)</w:t>
             </w:r>
           </w:p>
         </w:tc>
@@ -724,7 +758,7 @@
                 <w:sz w:val="17"/>
                 <w:szCs w:val="17"/>
               </w:rPr>
-              <w:t xml:space="preserve">Secondary-language translation of the shared passage</w:t>
+              <w:t xml:space="preserve">Passage / Paragraph — Secondary Language (optional translation)</w:t>
             </w:r>
           </w:p>
         </w:tc>
@@ -800,7 +834,7 @@
                 <w:sz w:val="17"/>
                 <w:szCs w:val="17"/>
               </w:rPr>
-              <w:t xml:space="preserve">Secondary-language question stem (bilingual). Leave blank for English-only.</w:t>
+              <w:t xml:space="preserve">Question Stem — Secondary Language (e.g. Hindi, Telugu). Omit for English-only.</w:t>
             </w:r>
           </w:p>
         </w:tc>
@@ -838,7 +872,7 @@
                 <w:sz w:val="17"/>
                 <w:szCs w:val="17"/>
               </w:rPr>
-              <w:t xml:space="preserve">Primary-language option text (* required for MCQ types)</w:t>
+              <w:t xml:space="preserve">Option A — Primary Language (* required for MCQ types)</w:t>
             </w:r>
           </w:p>
         </w:tc>
@@ -876,7 +910,7 @@
                 <w:sz w:val="17"/>
                 <w:szCs w:val="17"/>
               </w:rPr>
-              <w:t xml:space="preserve">Secondary-language translation of Option A</w:t>
+              <w:t xml:space="preserve">Option A — Secondary Language (optional translation)</w:t>
             </w:r>
           </w:p>
         </w:tc>
@@ -914,7 +948,7 @@
                 <w:sz w:val="17"/>
                 <w:szCs w:val="17"/>
               </w:rPr>
-              <w:t xml:space="preserve">Primary-language option text</w:t>
+              <w:t xml:space="preserve">Option B — Primary Language</w:t>
             </w:r>
           </w:p>
         </w:tc>
@@ -952,7 +986,7 @@
                 <w:sz w:val="17"/>
                 <w:szCs w:val="17"/>
               </w:rPr>
-              <w:t xml:space="preserve">Secondary-language translation of Option B</w:t>
+              <w:t xml:space="preserve">Option B — Secondary Language (optional translation)</w:t>
             </w:r>
           </w:p>
         </w:tc>
@@ -990,7 +1024,7 @@
                 <w:sz w:val="17"/>
                 <w:szCs w:val="17"/>
               </w:rPr>
-              <w:t xml:space="preserve">Primary-language option text</w:t>
+              <w:t xml:space="preserve">Option C — Primary Language</w:t>
             </w:r>
           </w:p>
         </w:tc>
@@ -1028,7 +1062,7 @@
                 <w:sz w:val="17"/>
                 <w:szCs w:val="17"/>
               </w:rPr>
-              <w:t xml:space="preserve">Secondary-language translation of Option C</w:t>
+              <w:t xml:space="preserve">Option C — Secondary Language (optional translation)</w:t>
             </w:r>
           </w:p>
         </w:tc>
@@ -1066,7 +1100,7 @@
                 <w:sz w:val="17"/>
                 <w:szCs w:val="17"/>
               </w:rPr>
-              <w:t xml:space="preserve">Primary-language option text</w:t>
+              <w:t xml:space="preserve">Option D — Primary Language</w:t>
             </w:r>
           </w:p>
         </w:tc>
@@ -1104,7 +1138,7 @@
                 <w:sz w:val="17"/>
                 <w:szCs w:val="17"/>
               </w:rPr>
-              <w:t xml:space="preserve">Secondary-language translation of Option D</w:t>
+              <w:t xml:space="preserve">Option D — Secondary Language (optional translation)</w:t>
             </w:r>
           </w:p>
         </w:tc>
@@ -1142,7 +1176,7 @@
                 <w:sz w:val="17"/>
                 <w:szCs w:val="17"/>
               </w:rPr>
-              <w:t xml:space="preserve">Letter(s): A, B, C or D. Multiple: A,C</w:t>
+              <w:t xml:space="preserve">Letter(s): A, B, C or D. Multiple correct: A,C</w:t>
             </w:r>
           </w:p>
         </w:tc>
@@ -1408,7 +1442,7 @@
                 <w:sz w:val="17"/>
                 <w:szCs w:val="17"/>
               </w:rPr>
-              <w:t xml:space="preserve">Primary-language solution / explanation (rich text + [IMAGE: URL] supported)</w:t>
+              <w:t xml:space="preserve">Explanation (Primary Language) — rich text + [IMAGE: URL] supported</w:t>
             </w:r>
           </w:p>
         </w:tc>
@@ -1446,7 +1480,7 @@
                 <w:sz w:val="17"/>
                 <w:szCs w:val="17"/>
               </w:rPr>
-              <w:t xml:space="preserve">Secondary-language translation of the explanation</w:t>
+              <w:t xml:space="preserve">Explanation — Secondary Language (optional translation)</w:t>
             </w:r>
           </w:p>
         </w:tc>
@@ -1484,7 +1518,7 @@
                 <w:sz w:val="17"/>
                 <w:szCs w:val="17"/>
               </w:rPr>
-              <w:t xml:space="preserve">Comma-separated tags (e.g. source:SBI_PO_2024)</w:t>
+              <w:t xml:space="preserve">Comma-separated tags (e.g. source:SBI_PO_2024, kinematics, newton)</w:t>
             </w:r>
           </w:p>
         </w:tc>
@@ -1522,7 +1556,7 @@
                 <w:sz w:val="17"/>
                 <w:szCs w:val="17"/>
               </w:rPr>
-              <w:t xml:space="preserve">Marks awarded (default: 1)</w:t>
+              <w:t xml:space="preserve">Marks awarded for correct answer (default: 1)</w:t>
             </w:r>
           </w:p>
         </w:tc>
@@ -1694,32 +1728,18 @@
       </w:pPr>
       <w:r>
         <w:rPr>
-          <w:color w:val="6B7280"/>
+          <w:b/>
+          <w:bCs/>
           <w:sz w:val="20"/>
           <w:szCs w:val="20"/>
         </w:rPr>
-        <w:t xml:space="preserve">You can add 'Passage Secondary:' after 'Passage:', and 'Question Secondary:', 'Option A Secondary:', etc. inside each question block. Any fields you omit simply won't have a secondary translation.</w:t>
+        <w:t xml:space="preserve">Bilingual structure inside a group mirrors the single question format exactly:</w:t>
       </w:r>
     </w:p>
     <w:p>
       <w:pPr>
-        <w:pBdr>
-          <w:bottom w:val="single" w:color="E2E8F0" w:sz="1"/>
-        </w:pBdr>
-        <w:spacing w:after="120" w:before="120"/>
-      </w:pPr>
-    </w:p>
-    <w:p>
-      <w:pPr>
-        <w:pStyle w:val="Heading2"/>
-        <w:spacing w:after="80" w:before="240"/>
-        <w:rPr>
-          <w:color w:val="1D4ED8"/>
-        </w:rPr>
-      </w:pPr>
-      <w:r>
-        <w:t xml:space="preserve">Example — Passage with Three Sub-questions (English-only)</w:t>
-      </w:r>
+        <w:spacing w:after="60" w:before="60"/>
+      </w:pPr>
     </w:p>
     <w:tbl>
       <w:tblPr>
@@ -1763,6 +1783,460 @@
                 <w:sz w:val="19"/>
                 <w:szCs w:val="19"/>
               </w:rPr>
+              <w:t xml:space="preserve">Passage:</w:t>
+            </w:r>
+            <w:r>
+              <w:rPr>
+                <w:rFonts w:ascii="Courier New" w:cs="Courier New" w:eastAsia="Courier New" w:hAnsi="Courier New"/>
+                <w:color w:val="1e293b"/>
+                <w:sz w:val="19"/>
+                <w:szCs w:val="19"/>
+              </w:rPr>
+              <w:t xml:space="preserve">  Primary-language passage text</w:t>
+            </w:r>
+          </w:p>
+          <w:p>
+            <w:pPr>
+              <w:shd w:fill="FAFAFA" w:val="clear"/>
+              <w:spacing w:after="30" w:before="30"/>
+              <w:ind w:left="431"/>
+            </w:pPr>
+            <w:r>
+              <w:rPr>
+                <w:rFonts w:ascii="Courier New" w:cs="Courier New" w:eastAsia="Courier New" w:hAnsi="Courier New"/>
+                <w:b/>
+                <w:bCs/>
+                <w:color w:val="7C3AED"/>
+                <w:sz w:val="19"/>
+                <w:szCs w:val="19"/>
+              </w:rPr>
+              <w:t xml:space="preserve">Passage Secondary:</w:t>
+            </w:r>
+            <w:r>
+              <w:rPr>
+                <w:rFonts w:ascii="Courier New" w:cs="Courier New" w:eastAsia="Courier New" w:hAnsi="Courier New"/>
+                <w:color w:val="4338a0"/>
+                <w:sz w:val="19"/>
+                <w:szCs w:val="19"/>
+              </w:rPr>
+              <w:t xml:space="preserve">  Secondary-language translation  ← optional</w:t>
+            </w:r>
+          </w:p>
+          <w:p>
+            <w:pPr>
+              <w:spacing w:after="60" w:before="60"/>
+            </w:pPr>
+          </w:p>
+          <w:p>
+            <w:pPr>
+              <w:shd w:fill="FAFAFA" w:val="clear"/>
+              <w:spacing w:after="30" w:before="30"/>
+              <w:ind w:left="431"/>
+            </w:pPr>
+            <w:r>
+              <w:rPr>
+                <w:rFonts w:ascii="Courier New" w:cs="Courier New" w:eastAsia="Courier New" w:hAnsi="Courier New"/>
+                <w:b/>
+                <w:bCs/>
+                <w:color w:val="7C3AED"/>
+                <w:sz w:val="19"/>
+                <w:szCs w:val="19"/>
+              </w:rPr>
+              <w:t xml:space="preserve">QUESTION</w:t>
+            </w:r>
+            <w:r>
+              <w:rPr>
+                <w:rFonts w:ascii="Courier New" w:cs="Courier New" w:eastAsia="Courier New" w:hAnsi="Courier New"/>
+                <w:color w:val="6B7280"/>
+                <w:sz w:val="19"/>
+                <w:szCs w:val="19"/>
+              </w:rPr>
+              <w:t xml:space="preserve"> </w:t>
+            </w:r>
+          </w:p>
+          <w:p>
+            <w:pPr>
+              <w:shd w:fill="FAFAFA" w:val="clear"/>
+              <w:spacing w:after="30" w:before="30"/>
+              <w:ind w:left="431"/>
+            </w:pPr>
+            <w:r>
+              <w:rPr>
+                <w:rFonts w:ascii="Courier New" w:cs="Courier New" w:eastAsia="Courier New" w:hAnsi="Courier New"/>
+                <w:b/>
+                <w:bCs/>
+                <w:color w:val="7C3AED"/>
+                <w:sz w:val="19"/>
+                <w:szCs w:val="19"/>
+              </w:rPr>
+              <w:t xml:space="preserve">Question:</w:t>
+            </w:r>
+            <w:r>
+              <w:rPr>
+                <w:rFonts w:ascii="Courier New" w:cs="Courier New" w:eastAsia="Courier New" w:hAnsi="Courier New"/>
+                <w:color w:val="1e293b"/>
+                <w:sz w:val="19"/>
+                <w:szCs w:val="19"/>
+              </w:rPr>
+              <w:t xml:space="preserve">  Question Stem (Primary Language)</w:t>
+            </w:r>
+          </w:p>
+          <w:p>
+            <w:pPr>
+              <w:shd w:fill="FAFAFA" w:val="clear"/>
+              <w:spacing w:after="30" w:before="30"/>
+              <w:ind w:left="431"/>
+            </w:pPr>
+            <w:r>
+              <w:rPr>
+                <w:rFonts w:ascii="Courier New" w:cs="Courier New" w:eastAsia="Courier New" w:hAnsi="Courier New"/>
+                <w:b/>
+                <w:bCs/>
+                <w:color w:val="7C3AED"/>
+                <w:sz w:val="19"/>
+                <w:szCs w:val="19"/>
+              </w:rPr>
+              <w:t xml:space="preserve">Question Secondary:</w:t>
+            </w:r>
+            <w:r>
+              <w:rPr>
+                <w:rFonts w:ascii="Courier New" w:cs="Courier New" w:eastAsia="Courier New" w:hAnsi="Courier New"/>
+                <w:color w:val="4338a0"/>
+                <w:sz w:val="19"/>
+                <w:szCs w:val="19"/>
+              </w:rPr>
+              <w:t xml:space="preserve">  Question Stem — Secondary Language  ← optional</w:t>
+            </w:r>
+          </w:p>
+          <w:p>
+            <w:pPr>
+              <w:shd w:fill="FAFAFA" w:val="clear"/>
+              <w:spacing w:after="30" w:before="30"/>
+              <w:ind w:left="431"/>
+            </w:pPr>
+            <w:r>
+              <w:rPr>
+                <w:rFonts w:ascii="Courier New" w:cs="Courier New" w:eastAsia="Courier New" w:hAnsi="Courier New"/>
+                <w:b/>
+                <w:bCs/>
+                <w:color w:val="7C3AED"/>
+                <w:sz w:val="19"/>
+                <w:szCs w:val="19"/>
+              </w:rPr>
+              <w:t xml:space="preserve">Option A:</w:t>
+            </w:r>
+            <w:r>
+              <w:rPr>
+                <w:rFonts w:ascii="Courier New" w:cs="Courier New" w:eastAsia="Courier New" w:hAnsi="Courier New"/>
+                <w:color w:val="1e293b"/>
+                <w:sz w:val="19"/>
+                <w:szCs w:val="19"/>
+              </w:rPr>
+              <w:t xml:space="preserve">  Option text (Primary Language)</w:t>
+            </w:r>
+          </w:p>
+          <w:p>
+            <w:pPr>
+              <w:shd w:fill="FAFAFA" w:val="clear"/>
+              <w:spacing w:after="30" w:before="30"/>
+              <w:ind w:left="431"/>
+            </w:pPr>
+            <w:r>
+              <w:rPr>
+                <w:rFonts w:ascii="Courier New" w:cs="Courier New" w:eastAsia="Courier New" w:hAnsi="Courier New"/>
+                <w:b/>
+                <w:bCs/>
+                <w:color w:val="7C3AED"/>
+                <w:sz w:val="19"/>
+                <w:szCs w:val="19"/>
+              </w:rPr>
+              <w:t xml:space="preserve">Option A Secondary:</w:t>
+            </w:r>
+            <w:r>
+              <w:rPr>
+                <w:rFonts w:ascii="Courier New" w:cs="Courier New" w:eastAsia="Courier New" w:hAnsi="Courier New"/>
+                <w:color w:val="4338a0"/>
+                <w:sz w:val="19"/>
+                <w:szCs w:val="19"/>
+              </w:rPr>
+              <w:t xml:space="preserve">  Option text — Secondary Language  ← optional</w:t>
+            </w:r>
+          </w:p>
+          <w:p>
+            <w:pPr>
+              <w:shd w:fill="FAFAFA" w:val="clear"/>
+              <w:spacing w:after="30" w:before="30"/>
+              <w:ind w:left="431"/>
+            </w:pPr>
+            <w:r>
+              <w:rPr>
+                <w:rFonts w:ascii="Courier New" w:cs="Courier New" w:eastAsia="Courier New" w:hAnsi="Courier New"/>
+                <w:b/>
+                <w:bCs/>
+                <w:color w:val="7C3AED"/>
+                <w:sz w:val="19"/>
+                <w:szCs w:val="19"/>
+              </w:rPr>
+              <w:t xml:space="preserve">Option B:</w:t>
+            </w:r>
+            <w:r>
+              <w:rPr>
+                <w:rFonts w:ascii="Courier New" w:cs="Courier New" w:eastAsia="Courier New" w:hAnsi="Courier New"/>
+                <w:color w:val="1e293b"/>
+                <w:sz w:val="19"/>
+                <w:szCs w:val="19"/>
+              </w:rPr>
+              <w:t xml:space="preserve">  Option text (Primary Language)</w:t>
+            </w:r>
+          </w:p>
+          <w:p>
+            <w:pPr>
+              <w:shd w:fill="FAFAFA" w:val="clear"/>
+              <w:spacing w:after="30" w:before="30"/>
+              <w:ind w:left="431"/>
+            </w:pPr>
+            <w:r>
+              <w:rPr>
+                <w:rFonts w:ascii="Courier New" w:cs="Courier New" w:eastAsia="Courier New" w:hAnsi="Courier New"/>
+                <w:b/>
+                <w:bCs/>
+                <w:color w:val="7C3AED"/>
+                <w:sz w:val="19"/>
+                <w:szCs w:val="19"/>
+              </w:rPr>
+              <w:t xml:space="preserve">Option B Secondary:</w:t>
+            </w:r>
+            <w:r>
+              <w:rPr>
+                <w:rFonts w:ascii="Courier New" w:cs="Courier New" w:eastAsia="Courier New" w:hAnsi="Courier New"/>
+                <w:color w:val="4338a0"/>
+                <w:sz w:val="19"/>
+                <w:szCs w:val="19"/>
+              </w:rPr>
+              <w:t xml:space="preserve">  Option text — Secondary Language  ← optional</w:t>
+            </w:r>
+          </w:p>
+          <w:p>
+            <w:pPr>
+              <w:shd w:fill="FAFAFA" w:val="clear"/>
+              <w:spacing w:after="30" w:before="30"/>
+              <w:ind w:left="431"/>
+            </w:pPr>
+            <w:r>
+              <w:rPr>
+                <w:rFonts w:ascii="Courier New" w:cs="Courier New" w:eastAsia="Courier New" w:hAnsi="Courier New"/>
+                <w:b/>
+                <w:bCs/>
+                <w:color w:val="7C3AED"/>
+                <w:sz w:val="19"/>
+                <w:szCs w:val="19"/>
+              </w:rPr>
+              <w:t xml:space="preserve">Correct Answer:</w:t>
+            </w:r>
+            <w:r>
+              <w:rPr>
+                <w:rFonts w:ascii="Courier New" w:cs="Courier New" w:eastAsia="Courier New" w:hAnsi="Courier New"/>
+                <w:color w:val="065F46"/>
+                <w:sz w:val="19"/>
+                <w:szCs w:val="19"/>
+              </w:rPr>
+              <w:t xml:space="preserve">  A</w:t>
+            </w:r>
+          </w:p>
+          <w:p>
+            <w:pPr>
+              <w:shd w:fill="FAFAFA" w:val="clear"/>
+              <w:spacing w:after="30" w:before="30"/>
+              <w:ind w:left="431"/>
+            </w:pPr>
+            <w:r>
+              <w:rPr>
+                <w:rFonts w:ascii="Courier New" w:cs="Courier New" w:eastAsia="Courier New" w:hAnsi="Courier New"/>
+                <w:b/>
+                <w:bCs/>
+                <w:color w:val="7C3AED"/>
+                <w:sz w:val="19"/>
+                <w:szCs w:val="19"/>
+              </w:rPr>
+              <w:t xml:space="preserve">Difficulty:</w:t>
+            </w:r>
+            <w:r>
+              <w:rPr>
+                <w:rFonts w:ascii="Courier New" w:cs="Courier New" w:eastAsia="Courier New" w:hAnsi="Courier New"/>
+                <w:color w:val="6B7280"/>
+                <w:sz w:val="19"/>
+                <w:szCs w:val="19"/>
+              </w:rPr>
+              <w:t xml:space="preserve">  MEDIUM</w:t>
+            </w:r>
+          </w:p>
+          <w:p>
+            <w:pPr>
+              <w:shd w:fill="FAFAFA" w:val="clear"/>
+              <w:spacing w:after="30" w:before="30"/>
+              <w:ind w:left="431"/>
+            </w:pPr>
+            <w:r>
+              <w:rPr>
+                <w:rFonts w:ascii="Courier New" w:cs="Courier New" w:eastAsia="Courier New" w:hAnsi="Courier New"/>
+                <w:b/>
+                <w:bCs/>
+                <w:color w:val="7C3AED"/>
+                <w:sz w:val="19"/>
+                <w:szCs w:val="19"/>
+              </w:rPr>
+              <w:t xml:space="preserve">Explanation:</w:t>
+            </w:r>
+            <w:r>
+              <w:rPr>
+                <w:rFonts w:ascii="Courier New" w:cs="Courier New" w:eastAsia="Courier New" w:hAnsi="Courier New"/>
+                <w:color w:val="1e293b"/>
+                <w:sz w:val="19"/>
+                <w:szCs w:val="19"/>
+              </w:rPr>
+              <w:t xml:space="preserve">  Explanation (Primary Language)</w:t>
+            </w:r>
+          </w:p>
+          <w:p>
+            <w:pPr>
+              <w:shd w:fill="FAFAFA" w:val="clear"/>
+              <w:spacing w:after="30" w:before="30"/>
+              <w:ind w:left="431"/>
+            </w:pPr>
+            <w:r>
+              <w:rPr>
+                <w:rFonts w:ascii="Courier New" w:cs="Courier New" w:eastAsia="Courier New" w:hAnsi="Courier New"/>
+                <w:b/>
+                <w:bCs/>
+                <w:color w:val="7C3AED"/>
+                <w:sz w:val="19"/>
+                <w:szCs w:val="19"/>
+              </w:rPr>
+              <w:t xml:space="preserve">Explanation Secondary:</w:t>
+            </w:r>
+            <w:r>
+              <w:rPr>
+                <w:rFonts w:ascii="Courier New" w:cs="Courier New" w:eastAsia="Courier New" w:hAnsi="Courier New"/>
+                <w:color w:val="4338a0"/>
+                <w:sz w:val="19"/>
+                <w:szCs w:val="19"/>
+              </w:rPr>
+              <w:t xml:space="preserve">  Explanation — Secondary Language  ← optional</w:t>
+            </w:r>
+          </w:p>
+          <w:p>
+            <w:pPr>
+              <w:shd w:fill="FAFAFA" w:val="clear"/>
+              <w:spacing w:after="30" w:before="30"/>
+              <w:ind w:left="431"/>
+            </w:pPr>
+            <w:r>
+              <w:rPr>
+                <w:rFonts w:ascii="Courier New" w:cs="Courier New" w:eastAsia="Courier New" w:hAnsi="Courier New"/>
+                <w:b/>
+                <w:bCs/>
+                <w:color w:val="7C3AED"/>
+                <w:sz w:val="19"/>
+                <w:szCs w:val="19"/>
+              </w:rPr>
+              <w:t xml:space="preserve">END_QUESTION</w:t>
+            </w:r>
+            <w:r>
+              <w:rPr>
+                <w:rFonts w:ascii="Courier New" w:cs="Courier New" w:eastAsia="Courier New" w:hAnsi="Courier New"/>
+                <w:color w:val="6B7280"/>
+                <w:sz w:val="19"/>
+                <w:szCs w:val="19"/>
+              </w:rPr>
+              <w:t xml:space="preserve"> </w:t>
+            </w:r>
+          </w:p>
+        </w:tc>
+      </w:tr>
+    </w:tbl>
+    <w:p>
+      <w:pPr>
+        <w:spacing w:after="60" w:before="60"/>
+      </w:pPr>
+    </w:p>
+    <w:p>
+      <w:pPr>
+        <w:spacing w:after="60" w:before="60"/>
+        <w:ind w:left="288"/>
+      </w:pPr>
+      <w:r>
+        <w:rPr>
+          <w:i/>
+          <w:iCs/>
+          <w:color w:val="1D4ED8"/>
+          <w:sz w:val="18"/>
+          <w:szCs w:val="18"/>
+        </w:rPr>
+        <w:t xml:space="preserve">ℹ️  Add Secondary fields for any combination you need: just the passage, just certain questions, or the full set. Omitting any Secondary field is never an error.</w:t>
+      </w:r>
+    </w:p>
+    <w:p>
+      <w:pPr>
+        <w:pBdr>
+          <w:bottom w:val="single" w:color="E2E8F0" w:sz="1"/>
+        </w:pBdr>
+        <w:spacing w:after="120" w:before="120"/>
+      </w:pPr>
+    </w:p>
+    <w:p>
+      <w:pPr>
+        <w:pStyle w:val="Heading2"/>
+        <w:spacing w:after="80" w:before="240"/>
+        <w:rPr>
+          <w:color w:val="1D4ED8"/>
+        </w:rPr>
+      </w:pPr>
+      <w:r>
+        <w:t xml:space="preserve">Example A — English-only Group (no bilingual fields)</w:t>
+      </w:r>
+    </w:p>
+    <w:tbl>
+      <w:tblPr>
+        <w:tblW w:type="pct" w:w="100%"/>
+        <w:tblBorders>
+          <w:top w:val="single" w:color="auto" w:sz="4"/>
+          <w:left w:val="single" w:color="auto" w:sz="4"/>
+          <w:bottom w:val="single" w:color="auto" w:sz="4"/>
+          <w:right w:val="single" w:color="auto" w:sz="4"/>
+          <w:insideH w:val="single" w:color="auto" w:sz="4"/>
+          <w:insideV w:val="single" w:color="auto" w:sz="4"/>
+        </w:tblBorders>
+      </w:tblPr>
+      <w:tblGrid>
+        <w:gridCol w:w="100"/>
+      </w:tblGrid>
+      <w:tr>
+        <w:tc>
+          <w:tcPr>
+            <w:tcW w:type="pct" w:w="100%"/>
+            <w:tcBorders>
+              <w:top w:val="single" w:color="7C3AED" w:sz="2"/>
+              <w:left w:val="single" w:color="7C3AED" w:sz="2"/>
+              <w:bottom w:val="single" w:color="7C3AED" w:sz="2"/>
+              <w:right w:val="single" w:color="7C3AED" w:sz="2"/>
+            </w:tcBorders>
+            <w:shd w:fill="F8F4FF" w:val="clear"/>
+          </w:tcPr>
+          <w:p>
+            <w:pPr>
+              <w:shd w:fill="FAFAFA" w:val="clear"/>
+              <w:spacing w:after="30" w:before="30"/>
+              <w:ind w:left="431"/>
+            </w:pPr>
+            <w:r>
+              <w:rPr>
+                <w:rFonts w:ascii="Courier New" w:cs="Courier New" w:eastAsia="Courier New" w:hAnsi="Courier New"/>
+                <w:b/>
+                <w:bCs/>
+                <w:color w:val="7C3AED"/>
+                <w:sz w:val="19"/>
+                <w:szCs w:val="19"/>
+              </w:rPr>
               <w:t xml:space="preserve">GROUP_START</w:t>
             </w:r>
             <w:r>
@@ -2139,6 +2613,33 @@
                 <w:sz w:val="19"/>
                 <w:szCs w:val="19"/>
               </w:rPr>
+              <w:t xml:space="preserve">Type:</w:t>
+            </w:r>
+            <w:r>
+              <w:rPr>
+                <w:rFonts w:ascii="Courier New" w:cs="Courier New" w:eastAsia="Courier New" w:hAnsi="Courier New"/>
+                <w:color w:val="6B7280"/>
+                <w:sz w:val="19"/>
+                <w:szCs w:val="19"/>
+              </w:rPr>
+              <w:t xml:space="preserve">  MCQ_SINGLE</w:t>
+            </w:r>
+          </w:p>
+          <w:p>
+            <w:pPr>
+              <w:shd w:fill="FAFAFA" w:val="clear"/>
+              <w:spacing w:after="30" w:before="30"/>
+              <w:ind w:left="431"/>
+            </w:pPr>
+            <w:r>
+              <w:rPr>
+                <w:rFonts w:ascii="Courier New" w:cs="Courier New" w:eastAsia="Courier New" w:hAnsi="Courier New"/>
+                <w:b/>
+                <w:bCs/>
+                <w:color w:val="7C3AED"/>
+                <w:sz w:val="19"/>
+                <w:szCs w:val="19"/>
+              </w:rPr>
               <w:t xml:space="preserve">Difficulty:</w:t>
             </w:r>
             <w:r>
@@ -2261,7 +2762,7 @@
                 <w:sz w:val="19"/>
                 <w:szCs w:val="19"/>
               </w:rPr>
-              <w:t xml:space="preserve">  What is the approximate percentage increase in production from 2020 to 2021?</w:t>
+              <w:t xml:space="preserve">  Which year recorded the lowest production?</w:t>
             </w:r>
           </w:p>
           <w:p>
@@ -2288,7 +2789,7 @@
                 <w:sz w:val="19"/>
                 <w:szCs w:val="19"/>
               </w:rPr>
-              <w:t xml:space="preserve">  10%</w:t>
+              <w:t xml:space="preserve">  2019</w:t>
             </w:r>
           </w:p>
           <w:p>
@@ -2315,7 +2816,7 @@
                 <w:sz w:val="19"/>
                 <w:szCs w:val="19"/>
               </w:rPr>
-              <w:t xml:space="preserve">  15%</w:t>
+              <w:t xml:space="preserve">  2020</w:t>
             </w:r>
           </w:p>
           <w:p>
@@ -2342,7 +2843,7 @@
                 <w:sz w:val="19"/>
                 <w:szCs w:val="19"/>
               </w:rPr>
-              <w:t xml:space="preserve">  20%</w:t>
+              <w:t xml:space="preserve">  2022</w:t>
             </w:r>
           </w:p>
           <w:p>
@@ -2369,7 +2870,7 @@
                 <w:sz w:val="19"/>
                 <w:szCs w:val="19"/>
               </w:rPr>
-              <w:t xml:space="preserve">  25%</w:t>
+              <w:t xml:space="preserve">  2023</w:t>
             </w:r>
           </w:p>
           <w:p>
@@ -2396,6 +2897,725 @@
                 <w:sz w:val="19"/>
                 <w:szCs w:val="19"/>
               </w:rPr>
+              <w:t xml:space="preserve">  A</w:t>
+            </w:r>
+          </w:p>
+          <w:p>
+            <w:pPr>
+              <w:shd w:fill="FAFAFA" w:val="clear"/>
+              <w:spacing w:after="30" w:before="30"/>
+              <w:ind w:left="431"/>
+            </w:pPr>
+            <w:r>
+              <w:rPr>
+                <w:rFonts w:ascii="Courier New" w:cs="Courier New" w:eastAsia="Courier New" w:hAnsi="Courier New"/>
+                <w:b/>
+                <w:bCs/>
+                <w:color w:val="7C3AED"/>
+                <w:sz w:val="19"/>
+                <w:szCs w:val="19"/>
+              </w:rPr>
+              <w:t xml:space="preserve">Type:</w:t>
+            </w:r>
+            <w:r>
+              <w:rPr>
+                <w:rFonts w:ascii="Courier New" w:cs="Courier New" w:eastAsia="Courier New" w:hAnsi="Courier New"/>
+                <w:color w:val="6B7280"/>
+                <w:sz w:val="19"/>
+                <w:szCs w:val="19"/>
+              </w:rPr>
+              <w:t xml:space="preserve">  MCQ_SINGLE</w:t>
+            </w:r>
+          </w:p>
+          <w:p>
+            <w:pPr>
+              <w:shd w:fill="FAFAFA" w:val="clear"/>
+              <w:spacing w:after="30" w:before="30"/>
+              <w:ind w:left="431"/>
+            </w:pPr>
+            <w:r>
+              <w:rPr>
+                <w:rFonts w:ascii="Courier New" w:cs="Courier New" w:eastAsia="Courier New" w:hAnsi="Courier New"/>
+                <w:b/>
+                <w:bCs/>
+                <w:color w:val="7C3AED"/>
+                <w:sz w:val="19"/>
+                <w:szCs w:val="19"/>
+              </w:rPr>
+              <w:t xml:space="preserve">Difficulty:</w:t>
+            </w:r>
+            <w:r>
+              <w:rPr>
+                <w:rFonts w:ascii="Courier New" w:cs="Courier New" w:eastAsia="Courier New" w:hAnsi="Courier New"/>
+                <w:color w:val="6B7280"/>
+                <w:sz w:val="19"/>
+                <w:szCs w:val="19"/>
+              </w:rPr>
+              <w:t xml:space="preserve">  EASY</w:t>
+            </w:r>
+          </w:p>
+          <w:p>
+            <w:pPr>
+              <w:shd w:fill="FAFAFA" w:val="clear"/>
+              <w:spacing w:after="30" w:before="30"/>
+              <w:ind w:left="431"/>
+            </w:pPr>
+            <w:r>
+              <w:rPr>
+                <w:rFonts w:ascii="Courier New" w:cs="Courier New" w:eastAsia="Courier New" w:hAnsi="Courier New"/>
+                <w:b/>
+                <w:bCs/>
+                <w:color w:val="7C3AED"/>
+                <w:sz w:val="19"/>
+                <w:szCs w:val="19"/>
+              </w:rPr>
+              <w:t xml:space="preserve">Explanation:</w:t>
+            </w:r>
+            <w:r>
+              <w:rPr>
+                <w:rFonts w:ascii="Courier New" w:cs="Courier New" w:eastAsia="Courier New" w:hAnsi="Courier New"/>
+                <w:color w:val="6B7280"/>
+                <w:sz w:val="19"/>
+                <w:szCs w:val="19"/>
+              </w:rPr>
+              <w:t xml:space="preserve">  2019 had the lowest bar in the chart.</w:t>
+            </w:r>
+          </w:p>
+          <w:p>
+            <w:pPr>
+              <w:shd w:fill="FAFAFA" w:val="clear"/>
+              <w:spacing w:after="30" w:before="30"/>
+              <w:ind w:left="431"/>
+            </w:pPr>
+            <w:r>
+              <w:rPr>
+                <w:rFonts w:ascii="Courier New" w:cs="Courier New" w:eastAsia="Courier New" w:hAnsi="Courier New"/>
+                <w:b/>
+                <w:bCs/>
+                <w:color w:val="7C3AED"/>
+                <w:sz w:val="19"/>
+                <w:szCs w:val="19"/>
+              </w:rPr>
+              <w:t xml:space="preserve">END_QUESTION</w:t>
+            </w:r>
+            <w:r>
+              <w:rPr>
+                <w:rFonts w:ascii="Courier New" w:cs="Courier New" w:eastAsia="Courier New" w:hAnsi="Courier New"/>
+                <w:color w:val="6B7280"/>
+                <w:sz w:val="19"/>
+                <w:szCs w:val="19"/>
+              </w:rPr>
+              <w:t xml:space="preserve"> </w:t>
+            </w:r>
+          </w:p>
+          <w:p>
+            <w:pPr>
+              <w:shd w:fill="FAFAFA" w:val="clear"/>
+              <w:spacing w:after="30" w:before="30"/>
+              <w:ind w:left="431"/>
+            </w:pPr>
+            <w:r>
+              <w:rPr>
+                <w:rFonts w:ascii="Courier New" w:cs="Courier New" w:eastAsia="Courier New" w:hAnsi="Courier New"/>
+                <w:b/>
+                <w:bCs/>
+                <w:color w:val="7C3AED"/>
+                <w:sz w:val="19"/>
+                <w:szCs w:val="19"/>
+              </w:rPr>
+              <w:t xml:space="preserve">GROUP_END</w:t>
+            </w:r>
+            <w:r>
+              <w:rPr>
+                <w:rFonts w:ascii="Courier New" w:cs="Courier New" w:eastAsia="Courier New" w:hAnsi="Courier New"/>
+                <w:color w:val="6B7280"/>
+                <w:sz w:val="19"/>
+                <w:szCs w:val="19"/>
+              </w:rPr>
+              <w:t xml:space="preserve"> </w:t>
+            </w:r>
+          </w:p>
+        </w:tc>
+      </w:tr>
+    </w:tbl>
+    <w:p>
+      <w:pPr>
+        <w:spacing w:after="60" w:before="60"/>
+      </w:pPr>
+    </w:p>
+    <w:p>
+      <w:pPr>
+        <w:pStyle w:val="Heading2"/>
+        <w:spacing w:after="80" w:before="240"/>
+        <w:rPr>
+          <w:color w:val="1D4ED8"/>
+        </w:rPr>
+      </w:pPr>
+      <w:r>
+        <w:t xml:space="preserve">Example B — Full Bilingual Group (English + Hindi)</w:t>
+      </w:r>
+    </w:p>
+    <w:p>
+      <w:pPr>
+        <w:spacing w:after="60" w:before="60"/>
+        <w:ind w:left="288"/>
+      </w:pPr>
+      <w:r>
+        <w:rPr>
+          <w:i/>
+          <w:iCs/>
+          <w:color w:val="1D4ED8"/>
+          <w:sz w:val="18"/>
+          <w:szCs w:val="18"/>
+        </w:rPr>
+        <w:t xml:space="preserve">ℹ️  Secondary fields (shown in indigo) are placed immediately after their primary counterpart — same pattern as single questions.</w:t>
+      </w:r>
+    </w:p>
+    <w:p>
+      <w:pPr>
+        <w:spacing w:after="60" w:before="60"/>
+      </w:pPr>
+    </w:p>
+    <w:tbl>
+      <w:tblPr>
+        <w:tblW w:type="pct" w:w="100%"/>
+        <w:tblBorders>
+          <w:top w:val="single" w:color="auto" w:sz="4"/>
+          <w:left w:val="single" w:color="auto" w:sz="4"/>
+          <w:bottom w:val="single" w:color="auto" w:sz="4"/>
+          <w:right w:val="single" w:color="auto" w:sz="4"/>
+          <w:insideH w:val="single" w:color="auto" w:sz="4"/>
+          <w:insideV w:val="single" w:color="auto" w:sz="4"/>
+        </w:tblBorders>
+      </w:tblPr>
+      <w:tblGrid>
+        <w:gridCol w:w="100"/>
+      </w:tblGrid>
+      <w:tr>
+        <w:tc>
+          <w:tcPr>
+            <w:tcW w:type="pct" w:w="100%"/>
+            <w:tcBorders>
+              <w:top w:val="single" w:color="7C3AED" w:sz="2"/>
+              <w:left w:val="single" w:color="7C3AED" w:sz="2"/>
+              <w:bottom w:val="single" w:color="7C3AED" w:sz="2"/>
+              <w:right w:val="single" w:color="7C3AED" w:sz="2"/>
+            </w:tcBorders>
+            <w:shd w:fill="F8F4FF" w:val="clear"/>
+          </w:tcPr>
+          <w:p>
+            <w:pPr>
+              <w:shd w:fill="FAFAFA" w:val="clear"/>
+              <w:spacing w:after="30" w:before="30"/>
+              <w:ind w:left="431"/>
+            </w:pPr>
+            <w:r>
+              <w:rPr>
+                <w:rFonts w:ascii="Courier New" w:cs="Courier New" w:eastAsia="Courier New" w:hAnsi="Courier New"/>
+                <w:b/>
+                <w:bCs/>
+                <w:color w:val="7C3AED"/>
+                <w:sz w:val="19"/>
+                <w:szCs w:val="19"/>
+              </w:rPr>
+              <w:t xml:space="preserve">GROUP_START</w:t>
+            </w:r>
+            <w:r>
+              <w:rPr>
+                <w:rFonts w:ascii="Courier New" w:cs="Courier New" w:eastAsia="Courier New" w:hAnsi="Courier New"/>
+                <w:color w:val="6B7280"/>
+                <w:sz w:val="19"/>
+                <w:szCs w:val="19"/>
+              </w:rPr>
+              <w:t xml:space="preserve"> </w:t>
+            </w:r>
+          </w:p>
+          <w:p>
+            <w:pPr>
+              <w:shd w:fill="FAFAFA" w:val="clear"/>
+              <w:spacing w:after="30" w:before="30"/>
+              <w:ind w:left="431"/>
+            </w:pPr>
+            <w:r>
+              <w:rPr>
+                <w:rFonts w:ascii="Courier New" w:cs="Courier New" w:eastAsia="Courier New" w:hAnsi="Courier New"/>
+                <w:b/>
+                <w:bCs/>
+                <w:color w:val="7C3AED"/>
+                <w:sz w:val="19"/>
+                <w:szCs w:val="19"/>
+              </w:rPr>
+              <w:t xml:space="preserve">Category:</w:t>
+            </w:r>
+            <w:r>
+              <w:rPr>
+                <w:rFonts w:ascii="Courier New" w:cs="Courier New" w:eastAsia="Courier New" w:hAnsi="Courier New"/>
+                <w:color w:val="6B7280"/>
+                <w:sz w:val="19"/>
+                <w:szCs w:val="19"/>
+              </w:rPr>
+              <w:t xml:space="preserve">  Banking</w:t>
+            </w:r>
+          </w:p>
+          <w:p>
+            <w:pPr>
+              <w:shd w:fill="FAFAFA" w:val="clear"/>
+              <w:spacing w:after="30" w:before="30"/>
+              <w:ind w:left="431"/>
+            </w:pPr>
+            <w:r>
+              <w:rPr>
+                <w:rFonts w:ascii="Courier New" w:cs="Courier New" w:eastAsia="Courier New" w:hAnsi="Courier New"/>
+                <w:b/>
+                <w:bCs/>
+                <w:color w:val="7C3AED"/>
+                <w:sz w:val="19"/>
+                <w:szCs w:val="19"/>
+              </w:rPr>
+              <w:t xml:space="preserve">Subject:</w:t>
+            </w:r>
+            <w:r>
+              <w:rPr>
+                <w:rFonts w:ascii="Courier New" w:cs="Courier New" w:eastAsia="Courier New" w:hAnsi="Courier New"/>
+                <w:color w:val="6B7280"/>
+                <w:sz w:val="19"/>
+                <w:szCs w:val="19"/>
+              </w:rPr>
+              <w:t xml:space="preserve">  English Comprehension</w:t>
+            </w:r>
+          </w:p>
+          <w:p>
+            <w:pPr>
+              <w:shd w:fill="FAFAFA" w:val="clear"/>
+              <w:spacing w:after="30" w:before="30"/>
+              <w:ind w:left="431"/>
+            </w:pPr>
+            <w:r>
+              <w:rPr>
+                <w:rFonts w:ascii="Courier New" w:cs="Courier New" w:eastAsia="Courier New" w:hAnsi="Courier New"/>
+                <w:b/>
+                <w:bCs/>
+                <w:color w:val="7C3AED"/>
+                <w:sz w:val="19"/>
+                <w:szCs w:val="19"/>
+              </w:rPr>
+              <w:t xml:space="preserve">Topic:</w:t>
+            </w:r>
+            <w:r>
+              <w:rPr>
+                <w:rFonts w:ascii="Courier New" w:cs="Courier New" w:eastAsia="Courier New" w:hAnsi="Courier New"/>
+                <w:color w:val="6B7280"/>
+                <w:sz w:val="19"/>
+                <w:szCs w:val="19"/>
+              </w:rPr>
+              <w:t xml:space="preserve">  Reading</w:t>
+            </w:r>
+          </w:p>
+          <w:p>
+            <w:pPr>
+              <w:shd w:fill="FAFAFA" w:val="clear"/>
+              <w:spacing w:after="30" w:before="30"/>
+              <w:ind w:left="431"/>
+            </w:pPr>
+            <w:r>
+              <w:rPr>
+                <w:rFonts w:ascii="Courier New" w:cs="Courier New" w:eastAsia="Courier New" w:hAnsi="Courier New"/>
+                <w:b/>
+                <w:bCs/>
+                <w:color w:val="7C3AED"/>
+                <w:sz w:val="19"/>
+                <w:szCs w:val="19"/>
+              </w:rPr>
+              <w:t xml:space="preserve">Subtopic:</w:t>
+            </w:r>
+            <w:r>
+              <w:rPr>
+                <w:rFonts w:ascii="Courier New" w:cs="Courier New" w:eastAsia="Courier New" w:hAnsi="Courier New"/>
+                <w:color w:val="6B7280"/>
+                <w:sz w:val="19"/>
+                <w:szCs w:val="19"/>
+              </w:rPr>
+              <w:t xml:space="preserve">  Short Passages</w:t>
+            </w:r>
+          </w:p>
+          <w:p>
+            <w:pPr>
+              <w:spacing w:after="30" w:before="30"/>
+              <w:ind w:left="431"/>
+            </w:pPr>
+            <w:r>
+              <w:rPr>
+                <w:rFonts w:ascii="Courier New" w:cs="Courier New" w:eastAsia="Courier New" w:hAnsi="Courier New"/>
+                <w:b/>
+                <w:bCs/>
+                <w:color w:val="7C3AED"/>
+                <w:sz w:val="19"/>
+                <w:szCs w:val="19"/>
+              </w:rPr>
+              <w:t xml:space="preserve">Passage: </w:t>
+            </w:r>
+            <w:r>
+              <w:rPr>
+                <w:rFonts w:ascii="Courier New" w:cs="Courier New" w:eastAsia="Courier New" w:hAnsi="Courier New"/>
+                <w:color w:val="1e293b"/>
+                <w:sz w:val="19"/>
+                <w:szCs w:val="19"/>
+              </w:rPr>
+              <w:t xml:space="preserve"> Scientists have discovered that sleep plays a vital role in memory consolidation.</w:t>
+            </w:r>
+          </w:p>
+          <w:p>
+            <w:pPr>
+              <w:spacing w:after="30" w:before="30"/>
+              <w:ind w:left="431"/>
+            </w:pPr>
+            <w:r>
+              <w:rPr>
+                <w:rFonts w:ascii="Courier New" w:cs="Courier New" w:eastAsia="Courier New" w:hAnsi="Courier New"/>
+                <w:b/>
+                <w:bCs/>
+                <w:color w:val="4338a0"/>
+                <w:sz w:val="19"/>
+                <w:szCs w:val="19"/>
+              </w:rPr>
+              <w:t xml:space="preserve">Passage Secondary: </w:t>
+            </w:r>
+            <w:r>
+              <w:rPr>
+                <w:rFonts w:ascii="Courier New" w:cs="Courier New" w:eastAsia="Courier New" w:hAnsi="Courier New"/>
+                <w:color w:val="4338a0"/>
+                <w:sz w:val="19"/>
+                <w:szCs w:val="19"/>
+              </w:rPr>
+              <w:t xml:space="preserve"> वैज्ञानिकों ने खोज की है कि नींद स्मृति समेकन में महत्वपूर्ण भूमिका निभाती है।</w:t>
+            </w:r>
+          </w:p>
+          <w:p>
+            <w:pPr>
+              <w:spacing w:after="60" w:before="60"/>
+            </w:pPr>
+          </w:p>
+          <w:p>
+            <w:pPr>
+              <w:shd w:fill="FAFAFA" w:val="clear"/>
+              <w:spacing w:after="30" w:before="30"/>
+              <w:ind w:left="431"/>
+            </w:pPr>
+            <w:r>
+              <w:rPr>
+                <w:rFonts w:ascii="Courier New" w:cs="Courier New" w:eastAsia="Courier New" w:hAnsi="Courier New"/>
+                <w:b/>
+                <w:bCs/>
+                <w:color w:val="7C3AED"/>
+                <w:sz w:val="19"/>
+                <w:szCs w:val="19"/>
+              </w:rPr>
+              <w:t xml:space="preserve">QUESTION</w:t>
+            </w:r>
+            <w:r>
+              <w:rPr>
+                <w:rFonts w:ascii="Courier New" w:cs="Courier New" w:eastAsia="Courier New" w:hAnsi="Courier New"/>
+                <w:color w:val="6B7280"/>
+                <w:sz w:val="19"/>
+                <w:szCs w:val="19"/>
+              </w:rPr>
+              <w:t xml:space="preserve"> </w:t>
+            </w:r>
+          </w:p>
+          <w:p>
+            <w:pPr>
+              <w:shd w:fill="FAFAFA" w:val="clear"/>
+              <w:spacing w:after="30" w:before="30"/>
+              <w:ind w:left="431"/>
+            </w:pPr>
+            <w:r>
+              <w:rPr>
+                <w:rFonts w:ascii="Courier New" w:cs="Courier New" w:eastAsia="Courier New" w:hAnsi="Courier New"/>
+                <w:b/>
+                <w:bCs/>
+                <w:color w:val="7C3AED"/>
+                <w:sz w:val="19"/>
+                <w:szCs w:val="19"/>
+              </w:rPr>
+              <w:t xml:space="preserve">Question:</w:t>
+            </w:r>
+            <w:r>
+              <w:rPr>
+                <w:rFonts w:ascii="Courier New" w:cs="Courier New" w:eastAsia="Courier New" w:hAnsi="Courier New"/>
+                <w:color w:val="1e293b"/>
+                <w:sz w:val="19"/>
+                <w:szCs w:val="19"/>
+              </w:rPr>
+              <w:t xml:space="preserve">  According to the passage, what role does sleep play?</w:t>
+            </w:r>
+          </w:p>
+          <w:p>
+            <w:pPr>
+              <w:shd w:fill="FAFAFA" w:val="clear"/>
+              <w:spacing w:after="30" w:before="30"/>
+              <w:ind w:left="431"/>
+            </w:pPr>
+            <w:r>
+              <w:rPr>
+                <w:rFonts w:ascii="Courier New" w:cs="Courier New" w:eastAsia="Courier New" w:hAnsi="Courier New"/>
+                <w:b/>
+                <w:bCs/>
+                <w:color w:val="7C3AED"/>
+                <w:sz w:val="19"/>
+                <w:szCs w:val="19"/>
+              </w:rPr>
+              <w:t xml:space="preserve">Question Secondary:</w:t>
+            </w:r>
+            <w:r>
+              <w:rPr>
+                <w:rFonts w:ascii="Courier New" w:cs="Courier New" w:eastAsia="Courier New" w:hAnsi="Courier New"/>
+                <w:color w:val="4338a0"/>
+                <w:sz w:val="19"/>
+                <w:szCs w:val="19"/>
+              </w:rPr>
+              <w:t xml:space="preserve">  गद्यांश के अनुसार, नींद क्या भूमिका निभाती है?</w:t>
+            </w:r>
+          </w:p>
+          <w:p>
+            <w:pPr>
+              <w:shd w:fill="FAFAFA" w:val="clear"/>
+              <w:spacing w:after="30" w:before="30"/>
+              <w:ind w:left="431"/>
+            </w:pPr>
+            <w:r>
+              <w:rPr>
+                <w:rFonts w:ascii="Courier New" w:cs="Courier New" w:eastAsia="Courier New" w:hAnsi="Courier New"/>
+                <w:b/>
+                <w:bCs/>
+                <w:color w:val="7C3AED"/>
+                <w:sz w:val="19"/>
+                <w:szCs w:val="19"/>
+              </w:rPr>
+              <w:t xml:space="preserve">Option A:</w:t>
+            </w:r>
+            <w:r>
+              <w:rPr>
+                <w:rFonts w:ascii="Courier New" w:cs="Courier New" w:eastAsia="Courier New" w:hAnsi="Courier New"/>
+                <w:color w:val="1e293b"/>
+                <w:sz w:val="19"/>
+                <w:szCs w:val="19"/>
+              </w:rPr>
+              <w:t xml:space="preserve">  Improves physical strength</w:t>
+            </w:r>
+          </w:p>
+          <w:p>
+            <w:pPr>
+              <w:shd w:fill="FAFAFA" w:val="clear"/>
+              <w:spacing w:after="30" w:before="30"/>
+              <w:ind w:left="431"/>
+            </w:pPr>
+            <w:r>
+              <w:rPr>
+                <w:rFonts w:ascii="Courier New" w:cs="Courier New" w:eastAsia="Courier New" w:hAnsi="Courier New"/>
+                <w:b/>
+                <w:bCs/>
+                <w:color w:val="7C3AED"/>
+                <w:sz w:val="19"/>
+                <w:szCs w:val="19"/>
+              </w:rPr>
+              <w:t xml:space="preserve">Option A Secondary:</w:t>
+            </w:r>
+            <w:r>
+              <w:rPr>
+                <w:rFonts w:ascii="Courier New" w:cs="Courier New" w:eastAsia="Courier New" w:hAnsi="Courier New"/>
+                <w:color w:val="4338a0"/>
+                <w:sz w:val="19"/>
+                <w:szCs w:val="19"/>
+              </w:rPr>
+              <w:t xml:space="preserve">  शारीरिक शक्ति में सुधार करती है</w:t>
+            </w:r>
+          </w:p>
+          <w:p>
+            <w:pPr>
+              <w:shd w:fill="FAFAFA" w:val="clear"/>
+              <w:spacing w:after="30" w:before="30"/>
+              <w:ind w:left="431"/>
+            </w:pPr>
+            <w:r>
+              <w:rPr>
+                <w:rFonts w:ascii="Courier New" w:cs="Courier New" w:eastAsia="Courier New" w:hAnsi="Courier New"/>
+                <w:b/>
+                <w:bCs/>
+                <w:color w:val="7C3AED"/>
+                <w:sz w:val="19"/>
+                <w:szCs w:val="19"/>
+              </w:rPr>
+              <w:t xml:space="preserve">Option B:</w:t>
+            </w:r>
+            <w:r>
+              <w:rPr>
+                <w:rFonts w:ascii="Courier New" w:cs="Courier New" w:eastAsia="Courier New" w:hAnsi="Courier New"/>
+                <w:color w:val="1e293b"/>
+                <w:sz w:val="19"/>
+                <w:szCs w:val="19"/>
+              </w:rPr>
+              <w:t xml:space="preserve">  Helps consolidate memory</w:t>
+            </w:r>
+          </w:p>
+          <w:p>
+            <w:pPr>
+              <w:shd w:fill="FAFAFA" w:val="clear"/>
+              <w:spacing w:after="30" w:before="30"/>
+              <w:ind w:left="431"/>
+            </w:pPr>
+            <w:r>
+              <w:rPr>
+                <w:rFonts w:ascii="Courier New" w:cs="Courier New" w:eastAsia="Courier New" w:hAnsi="Courier New"/>
+                <w:b/>
+                <w:bCs/>
+                <w:color w:val="7C3AED"/>
+                <w:sz w:val="19"/>
+                <w:szCs w:val="19"/>
+              </w:rPr>
+              <w:t xml:space="preserve">Option B Secondary:</w:t>
+            </w:r>
+            <w:r>
+              <w:rPr>
+                <w:rFonts w:ascii="Courier New" w:cs="Courier New" w:eastAsia="Courier New" w:hAnsi="Courier New"/>
+                <w:color w:val="4338a0"/>
+                <w:sz w:val="19"/>
+                <w:szCs w:val="19"/>
+              </w:rPr>
+              <w:t xml:space="preserve">  स्मृति समेकन में सहायक है</w:t>
+            </w:r>
+          </w:p>
+          <w:p>
+            <w:pPr>
+              <w:shd w:fill="FAFAFA" w:val="clear"/>
+              <w:spacing w:after="30" w:before="30"/>
+              <w:ind w:left="431"/>
+            </w:pPr>
+            <w:r>
+              <w:rPr>
+                <w:rFonts w:ascii="Courier New" w:cs="Courier New" w:eastAsia="Courier New" w:hAnsi="Courier New"/>
+                <w:b/>
+                <w:bCs/>
+                <w:color w:val="7C3AED"/>
+                <w:sz w:val="19"/>
+                <w:szCs w:val="19"/>
+              </w:rPr>
+              <w:t xml:space="preserve">Option C:</w:t>
+            </w:r>
+            <w:r>
+              <w:rPr>
+                <w:rFonts w:ascii="Courier New" w:cs="Courier New" w:eastAsia="Courier New" w:hAnsi="Courier New"/>
+                <w:color w:val="1e293b"/>
+                <w:sz w:val="19"/>
+                <w:szCs w:val="19"/>
+              </w:rPr>
+              <w:t xml:space="preserve">  Reduces appetite</w:t>
+            </w:r>
+          </w:p>
+          <w:p>
+            <w:pPr>
+              <w:shd w:fill="FAFAFA" w:val="clear"/>
+              <w:spacing w:after="30" w:before="30"/>
+              <w:ind w:left="431"/>
+            </w:pPr>
+            <w:r>
+              <w:rPr>
+                <w:rFonts w:ascii="Courier New" w:cs="Courier New" w:eastAsia="Courier New" w:hAnsi="Courier New"/>
+                <w:b/>
+                <w:bCs/>
+                <w:color w:val="7C3AED"/>
+                <w:sz w:val="19"/>
+                <w:szCs w:val="19"/>
+              </w:rPr>
+              <w:t xml:space="preserve">Option C Secondary:</w:t>
+            </w:r>
+            <w:r>
+              <w:rPr>
+                <w:rFonts w:ascii="Courier New" w:cs="Courier New" w:eastAsia="Courier New" w:hAnsi="Courier New"/>
+                <w:color w:val="4338a0"/>
+                <w:sz w:val="19"/>
+                <w:szCs w:val="19"/>
+              </w:rPr>
+              <w:t xml:space="preserve">  भूख कम करती है</w:t>
+            </w:r>
+          </w:p>
+          <w:p>
+            <w:pPr>
+              <w:shd w:fill="FAFAFA" w:val="clear"/>
+              <w:spacing w:after="30" w:before="30"/>
+              <w:ind w:left="431"/>
+            </w:pPr>
+            <w:r>
+              <w:rPr>
+                <w:rFonts w:ascii="Courier New" w:cs="Courier New" w:eastAsia="Courier New" w:hAnsi="Courier New"/>
+                <w:b/>
+                <w:bCs/>
+                <w:color w:val="7C3AED"/>
+                <w:sz w:val="19"/>
+                <w:szCs w:val="19"/>
+              </w:rPr>
+              <w:t xml:space="preserve">Option D:</w:t>
+            </w:r>
+            <w:r>
+              <w:rPr>
+                <w:rFonts w:ascii="Courier New" w:cs="Courier New" w:eastAsia="Courier New" w:hAnsi="Courier New"/>
+                <w:color w:val="1e293b"/>
+                <w:sz w:val="19"/>
+                <w:szCs w:val="19"/>
+              </w:rPr>
+              <w:t xml:space="preserve">  Increases reaction time</w:t>
+            </w:r>
+          </w:p>
+          <w:p>
+            <w:pPr>
+              <w:shd w:fill="FAFAFA" w:val="clear"/>
+              <w:spacing w:after="30" w:before="30"/>
+              <w:ind w:left="431"/>
+            </w:pPr>
+            <w:r>
+              <w:rPr>
+                <w:rFonts w:ascii="Courier New" w:cs="Courier New" w:eastAsia="Courier New" w:hAnsi="Courier New"/>
+                <w:b/>
+                <w:bCs/>
+                <w:color w:val="7C3AED"/>
+                <w:sz w:val="19"/>
+                <w:szCs w:val="19"/>
+              </w:rPr>
+              <w:t xml:space="preserve">Option D Secondary:</w:t>
+            </w:r>
+            <w:r>
+              <w:rPr>
+                <w:rFonts w:ascii="Courier New" w:cs="Courier New" w:eastAsia="Courier New" w:hAnsi="Courier New"/>
+                <w:color w:val="4338a0"/>
+                <w:sz w:val="19"/>
+                <w:szCs w:val="19"/>
+              </w:rPr>
+              <w:t xml:space="preserve">  प्रतिक्रिया समय बढ़ाती है</w:t>
+            </w:r>
+          </w:p>
+          <w:p>
+            <w:pPr>
+              <w:shd w:fill="FAFAFA" w:val="clear"/>
+              <w:spacing w:after="30" w:before="30"/>
+              <w:ind w:left="431"/>
+            </w:pPr>
+            <w:r>
+              <w:rPr>
+                <w:rFonts w:ascii="Courier New" w:cs="Courier New" w:eastAsia="Courier New" w:hAnsi="Courier New"/>
+                <w:b/>
+                <w:bCs/>
+                <w:color w:val="7C3AED"/>
+                <w:sz w:val="19"/>
+                <w:szCs w:val="19"/>
+              </w:rPr>
+              <w:t xml:space="preserve">Correct Answer:</w:t>
+            </w:r>
+            <w:r>
+              <w:rPr>
+                <w:rFonts w:ascii="Courier New" w:cs="Courier New" w:eastAsia="Courier New" w:hAnsi="Courier New"/>
+                <w:color w:val="065F46"/>
+                <w:sz w:val="19"/>
+                <w:szCs w:val="19"/>
+              </w:rPr>
               <w:t xml:space="preserve">  B</w:t>
             </w:r>
           </w:p>
@@ -2414,6 +3634,33 @@
                 <w:sz w:val="19"/>
                 <w:szCs w:val="19"/>
               </w:rPr>
+              <w:t xml:space="preserve">Type:</w:t>
+            </w:r>
+            <w:r>
+              <w:rPr>
+                <w:rFonts w:ascii="Courier New" w:cs="Courier New" w:eastAsia="Courier New" w:hAnsi="Courier New"/>
+                <w:color w:val="6B7280"/>
+                <w:sz w:val="19"/>
+                <w:szCs w:val="19"/>
+              </w:rPr>
+              <w:t xml:space="preserve">  MCQ_SINGLE</w:t>
+            </w:r>
+          </w:p>
+          <w:p>
+            <w:pPr>
+              <w:shd w:fill="FAFAFA" w:val="clear"/>
+              <w:spacing w:after="30" w:before="30"/>
+              <w:ind w:left="431"/>
+            </w:pPr>
+            <w:r>
+              <w:rPr>
+                <w:rFonts w:ascii="Courier New" w:cs="Courier New" w:eastAsia="Courier New" w:hAnsi="Courier New"/>
+                <w:b/>
+                <w:bCs/>
+                <w:color w:val="7C3AED"/>
+                <w:sz w:val="19"/>
+                <w:szCs w:val="19"/>
+              </w:rPr>
               <w:t xml:space="preserve">Difficulty:</w:t>
             </w:r>
             <w:r>
@@ -2423,7 +3670,7 @@
                 <w:sz w:val="19"/>
                 <w:szCs w:val="19"/>
               </w:rPr>
-              <w:t xml:space="preserve">  HARD</w:t>
+              <w:t xml:space="preserve">  EASY</w:t>
             </w:r>
           </w:p>
           <w:p>
@@ -2450,7 +3697,34 @@
                 <w:sz w:val="19"/>
                 <w:szCs w:val="19"/>
               </w:rPr>
-              <w:t xml:space="preserve">  (2021 value − 2020 value) / 2020 value × 100 ≈ 15%.</w:t>
+              <w:t xml:space="preserve">  The passage states sleep plays a vital role in memory consolidation.</w:t>
+            </w:r>
+          </w:p>
+          <w:p>
+            <w:pPr>
+              <w:shd w:fill="FAFAFA" w:val="clear"/>
+              <w:spacing w:after="30" w:before="30"/>
+              <w:ind w:left="431"/>
+            </w:pPr>
+            <w:r>
+              <w:rPr>
+                <w:rFonts w:ascii="Courier New" w:cs="Courier New" w:eastAsia="Courier New" w:hAnsi="Courier New"/>
+                <w:b/>
+                <w:bCs/>
+                <w:color w:val="7C3AED"/>
+                <w:sz w:val="19"/>
+                <w:szCs w:val="19"/>
+              </w:rPr>
+              <w:t xml:space="preserve">Explanation Secondary:</w:t>
+            </w:r>
+            <w:r>
+              <w:rPr>
+                <w:rFonts w:ascii="Courier New" w:cs="Courier New" w:eastAsia="Courier New" w:hAnsi="Courier New"/>
+                <w:color w:val="4338a0"/>
+                <w:sz w:val="19"/>
+                <w:szCs w:val="19"/>
+              </w:rPr>
+              <w:t xml:space="preserve">  गद्यांश में कहा गया है कि नींद स्मृति समेकन में महत्वपूर्ण भूमिका निभाती है।</w:t>
             </w:r>
           </w:p>
           <w:p>
@@ -2536,7 +3810,34 @@
                 <w:sz w:val="19"/>
                 <w:szCs w:val="19"/>
               </w:rPr>
-              <w:t xml:space="preserve">  Which year recorded the lowest production?</w:t>
+              <w:t xml:space="preserve">  Who made the discovery mentioned in the passage?</w:t>
+            </w:r>
+          </w:p>
+          <w:p>
+            <w:pPr>
+              <w:shd w:fill="FAFAFA" w:val="clear"/>
+              <w:spacing w:after="30" w:before="30"/>
+              <w:ind w:left="431"/>
+            </w:pPr>
+            <w:r>
+              <w:rPr>
+                <w:rFonts w:ascii="Courier New" w:cs="Courier New" w:eastAsia="Courier New" w:hAnsi="Courier New"/>
+                <w:b/>
+                <w:bCs/>
+                <w:color w:val="7C3AED"/>
+                <w:sz w:val="19"/>
+                <w:szCs w:val="19"/>
+              </w:rPr>
+              <w:t xml:space="preserve">Question Secondary:</w:t>
+            </w:r>
+            <w:r>
+              <w:rPr>
+                <w:rFonts w:ascii="Courier New" w:cs="Courier New" w:eastAsia="Courier New" w:hAnsi="Courier New"/>
+                <w:color w:val="4338a0"/>
+                <w:sz w:val="19"/>
+                <w:szCs w:val="19"/>
+              </w:rPr>
+              <w:t xml:space="preserve">  गद्यांश में उल्लिखित खोज किसने की?</w:t>
             </w:r>
           </w:p>
           <w:p>
@@ -2563,7 +3864,34 @@
                 <w:sz w:val="19"/>
                 <w:szCs w:val="19"/>
               </w:rPr>
-              <w:t xml:space="preserve">  2019</w:t>
+              <w:t xml:space="preserve">  Doctors</w:t>
+            </w:r>
+          </w:p>
+          <w:p>
+            <w:pPr>
+              <w:shd w:fill="FAFAFA" w:val="clear"/>
+              <w:spacing w:after="30" w:before="30"/>
+              <w:ind w:left="431"/>
+            </w:pPr>
+            <w:r>
+              <w:rPr>
+                <w:rFonts w:ascii="Courier New" w:cs="Courier New" w:eastAsia="Courier New" w:hAnsi="Courier New"/>
+                <w:b/>
+                <w:bCs/>
+                <w:color w:val="7C3AED"/>
+                <w:sz w:val="19"/>
+                <w:szCs w:val="19"/>
+              </w:rPr>
+              <w:t xml:space="preserve">Option A Secondary:</w:t>
+            </w:r>
+            <w:r>
+              <w:rPr>
+                <w:rFonts w:ascii="Courier New" w:cs="Courier New" w:eastAsia="Courier New" w:hAnsi="Courier New"/>
+                <w:color w:val="4338a0"/>
+                <w:sz w:val="19"/>
+                <w:szCs w:val="19"/>
+              </w:rPr>
+              <w:t xml:space="preserve">  डॉक्टर</w:t>
             </w:r>
           </w:p>
           <w:p>
@@ -2590,7 +3918,34 @@
                 <w:sz w:val="19"/>
                 <w:szCs w:val="19"/>
               </w:rPr>
-              <w:t xml:space="preserve">  2020</w:t>
+              <w:t xml:space="preserve">  Engineers</w:t>
+            </w:r>
+          </w:p>
+          <w:p>
+            <w:pPr>
+              <w:shd w:fill="FAFAFA" w:val="clear"/>
+              <w:spacing w:after="30" w:before="30"/>
+              <w:ind w:left="431"/>
+            </w:pPr>
+            <w:r>
+              <w:rPr>
+                <w:rFonts w:ascii="Courier New" w:cs="Courier New" w:eastAsia="Courier New" w:hAnsi="Courier New"/>
+                <w:b/>
+                <w:bCs/>
+                <w:color w:val="7C3AED"/>
+                <w:sz w:val="19"/>
+                <w:szCs w:val="19"/>
+              </w:rPr>
+              <w:t xml:space="preserve">Option B Secondary:</w:t>
+            </w:r>
+            <w:r>
+              <w:rPr>
+                <w:rFonts w:ascii="Courier New" w:cs="Courier New" w:eastAsia="Courier New" w:hAnsi="Courier New"/>
+                <w:color w:val="4338a0"/>
+                <w:sz w:val="19"/>
+                <w:szCs w:val="19"/>
+              </w:rPr>
+              <w:t xml:space="preserve">  इंजीनियर</w:t>
             </w:r>
           </w:p>
           <w:p>
@@ -2617,7 +3972,34 @@
                 <w:sz w:val="19"/>
                 <w:szCs w:val="19"/>
               </w:rPr>
-              <w:t xml:space="preserve">  2022</w:t>
+              <w:t xml:space="preserve">  Scientists</w:t>
+            </w:r>
+          </w:p>
+          <w:p>
+            <w:pPr>
+              <w:shd w:fill="FAFAFA" w:val="clear"/>
+              <w:spacing w:after="30" w:before="30"/>
+              <w:ind w:left="431"/>
+            </w:pPr>
+            <w:r>
+              <w:rPr>
+                <w:rFonts w:ascii="Courier New" w:cs="Courier New" w:eastAsia="Courier New" w:hAnsi="Courier New"/>
+                <w:b/>
+                <w:bCs/>
+                <w:color w:val="7C3AED"/>
+                <w:sz w:val="19"/>
+                <w:szCs w:val="19"/>
+              </w:rPr>
+              <w:t xml:space="preserve">Option C Secondary:</w:t>
+            </w:r>
+            <w:r>
+              <w:rPr>
+                <w:rFonts w:ascii="Courier New" w:cs="Courier New" w:eastAsia="Courier New" w:hAnsi="Courier New"/>
+                <w:color w:val="4338a0"/>
+                <w:sz w:val="19"/>
+                <w:szCs w:val="19"/>
+              </w:rPr>
+              <w:t xml:space="preserve">  वैज्ञानिक</w:t>
             </w:r>
           </w:p>
           <w:p>
@@ -2644,7 +4026,34 @@
                 <w:sz w:val="19"/>
                 <w:szCs w:val="19"/>
               </w:rPr>
-              <w:t xml:space="preserve">  2023</w:t>
+              <w:t xml:space="preserve">  Athletes</w:t>
+            </w:r>
+          </w:p>
+          <w:p>
+            <w:pPr>
+              <w:shd w:fill="FAFAFA" w:val="clear"/>
+              <w:spacing w:after="30" w:before="30"/>
+              <w:ind w:left="431"/>
+            </w:pPr>
+            <w:r>
+              <w:rPr>
+                <w:rFonts w:ascii="Courier New" w:cs="Courier New" w:eastAsia="Courier New" w:hAnsi="Courier New"/>
+                <w:b/>
+                <w:bCs/>
+                <w:color w:val="7C3AED"/>
+                <w:sz w:val="19"/>
+                <w:szCs w:val="19"/>
+              </w:rPr>
+              <w:t xml:space="preserve">Option D Secondary:</w:t>
+            </w:r>
+            <w:r>
+              <w:rPr>
+                <w:rFonts w:ascii="Courier New" w:cs="Courier New" w:eastAsia="Courier New" w:hAnsi="Courier New"/>
+                <w:color w:val="4338a0"/>
+                <w:sz w:val="19"/>
+                <w:szCs w:val="19"/>
+              </w:rPr>
+              <w:t xml:space="preserve">  एथलीट</w:t>
             </w:r>
           </w:p>
           <w:p>
@@ -2671,7 +4080,34 @@
                 <w:sz w:val="19"/>
                 <w:szCs w:val="19"/>
               </w:rPr>
-              <w:t xml:space="preserve">  A</w:t>
+              <w:t xml:space="preserve">  C</w:t>
+            </w:r>
+          </w:p>
+          <w:p>
+            <w:pPr>
+              <w:shd w:fill="FAFAFA" w:val="clear"/>
+              <w:spacing w:after="30" w:before="30"/>
+              <w:ind w:left="431"/>
+            </w:pPr>
+            <w:r>
+              <w:rPr>
+                <w:rFonts w:ascii="Courier New" w:cs="Courier New" w:eastAsia="Courier New" w:hAnsi="Courier New"/>
+                <w:b/>
+                <w:bCs/>
+                <w:color w:val="7C3AED"/>
+                <w:sz w:val="19"/>
+                <w:szCs w:val="19"/>
+              </w:rPr>
+              <w:t xml:space="preserve">Type:</w:t>
+            </w:r>
+            <w:r>
+              <w:rPr>
+                <w:rFonts w:ascii="Courier New" w:cs="Courier New" w:eastAsia="Courier New" w:hAnsi="Courier New"/>
+                <w:color w:val="6B7280"/>
+                <w:sz w:val="19"/>
+                <w:szCs w:val="19"/>
+              </w:rPr>
+              <w:t xml:space="preserve">  MCQ_SINGLE</w:t>
             </w:r>
           </w:p>
           <w:p>
@@ -2725,7 +4161,34 @@
                 <w:sz w:val="19"/>
                 <w:szCs w:val="19"/>
               </w:rPr>
-              <w:t xml:space="preserve">  2019 had the lowest bar in the chart.</w:t>
+              <w:t xml:space="preserve">  The passage explicitly mentions 'Scientists have discovered'.</w:t>
+            </w:r>
+          </w:p>
+          <w:p>
+            <w:pPr>
+              <w:shd w:fill="FAFAFA" w:val="clear"/>
+              <w:spacing w:after="30" w:before="30"/>
+              <w:ind w:left="431"/>
+            </w:pPr>
+            <w:r>
+              <w:rPr>
+                <w:rFonts w:ascii="Courier New" w:cs="Courier New" w:eastAsia="Courier New" w:hAnsi="Courier New"/>
+                <w:b/>
+                <w:bCs/>
+                <w:color w:val="7C3AED"/>
+                <w:sz w:val="19"/>
+                <w:szCs w:val="19"/>
+              </w:rPr>
+              <w:t xml:space="preserve">Explanation Secondary:</w:t>
+            </w:r>
+            <w:r>
+              <w:rPr>
+                <w:rFonts w:ascii="Courier New" w:cs="Courier New" w:eastAsia="Courier New" w:hAnsi="Courier New"/>
+                <w:color w:val="4338a0"/>
+                <w:sz w:val="19"/>
+                <w:szCs w:val="19"/>
+              </w:rPr>
+              <w:t xml:space="preserve">  गद्यांश में स्पष्ट रूप से 'वैज्ञानिकों ने खोज की है' लिखा है।</w:t>
             </w:r>
           </w:p>
           <w:p>
